--- a/spa/docx/40.content.docx
+++ b/spa/docx/40.content.docx
@@ -11,6 +11,15 @@
         <w:pStyle w:val="Heading2"/>
       </w:pPr>
       <w:r>
+        <w:t>Resource: Notas de Estudio (Tyndale)</w:t>
+      </w:r>
+      <w:r/>
+    </w:p>
+    <w:p>
+      <w:pPr>
+        <w:pStyle w:val="Heading2"/>
+      </w:pPr>
+      <w:r>
         <w:t>License Information</w:t>
       </w:r>
       <w:r/>
@@ -21,7 +30,7 @@
         <w:rPr>
           <w:b/>
         </w:rPr>
-        <w:t>Study Notes (Tyndale)</w:t>
+        <w:t>Notas de Estudio (Tyndale)</w:t>
       </w:r>
       <w:r>
         <w:t xml:space="preserve"> (Spanish) is based on</w:t>
@@ -74,7 +83,7 @@
         <w:pStyle w:val="Heading1"/>
       </w:pPr>
       <w:r>
-        <w:t>Study Notes (Tyndale)</w:t>
+        <w:t>Notas de Estudio (Tyndale)</w:t>
       </w:r>
     </w:p>
     <w:p>
@@ -83,6 +92,51 @@
           <w:headerReference w:type="even" r:id="rId8"/>
           <w:headerReference w:type="default" r:id="rId9"/>
           <w:footerReference w:type="default" r:id="rId10"/>
+          <w:footnotePr>
+            <w:numRestart w:val="eachSect"/>
+          </w:footnotePr>
+          <w:type w:val="continuous"/>
+          <w:pgSz w:w="12240" w:h="15840" w:code="1"/>
+          <w:pgMar w:top="1440" w:right="1440" w:bottom="1440" w:left="1440" w:header="504" w:footer="504" w:gutter="0"/>
+          <w:cols w:space="708"/>
+          <w:titlePg/>
+          <w:docGrid w:linePitch="360"/>
+        </w:sectPr>
+      </w:pPr>
+    </w:p>
+    <w:p>
+      <w:r/>
+    </w:p>
+    <w:p>
+      <w:pPr>
+        <w:pStyle w:val="Heading2"/>
+      </w:pPr>
+      <w:r>
+        <w:t>MAT</w:t>
+      </w:r>
+      <w:r/>
+    </w:p>
+    <w:p>
+      <w:r/>
+      <w:r>
+        <w:rPr>
+          <w:i/>
+        </w:rPr>
+        <w:t>Mateo 1:1, Mateo 1:1–2.23, Mateo 1:5, Mateo 1:7, Mateo 1:8, Mateo 1:11, Mateo 1:12, Mateo 1:12–16, Mateo 1:16, Mateo 1:17, Mateo 1:18, Mateo 1:19, Mateo 1:20, Mateo 1:21, Mateo 1:22–23, Mateo 1:25, Mateo 2:1, Mateo 2:1–2, Mateo 2:2, Mateo 2:3, Mateo 2:4, Mateo 2:6, Mateo 2:8–10, Mateo 2:11, Mateo 2:13–15, Mateo 2:15, Mateo 2:16, Mateo 2:18, Mateo 2:19, Mateo 2:20–21, Mateo 2:22, Mateo 2:23, Mateo 3:1, Mateo 3:2, Mateo 3:3, Mateo 3:4, Mateo 3:5–6, Mateo 3:7, Mateo 3:8, Mateo 3:9, Mateo 3:11, Mateo 3:12, Mateo 3:14, Mateo 3:15, Mateo 3:16, Mateo 3:17, Mateo 4:1, Mateo 4:1–11, Mateo 4:2, Mateo 4:3–4, Mateo 4:5–7, Mateo 4:7, Mateo 4:8–9, Mateo 4:11, Mateo 4:12, Mateo 4:12–11.1, Mateo 4:13, Mateo 4:17, Mateo 4:18, Mateo 4:18–22, Mateo 4:19, Mateo 4:20–22, Mateo 4:23, Mateo 4:23–25, Mateo 4:24–25, Mateo 5:1–7.29, Mateo 5:3, Mateo 5:4, Mateo 5:5, Mateo 5:6, Mateo 5:7, Mateo 5:8, Mateo 5:9, Mateo 5:10–11, Mateo 5:12, Mateo 5:13, Mateo 5:13–16, Mateo 5:14, Mateo 5:16, Mateo 5:17, Mateo 5:19, Mateo 5:20, Mateo 5:21, Mateo 5:21–47, Mateo 5:22, Mateo 5:23–26, Mateo 5:27–30, Mateo 5:29, Mateo 5:29–30, Mateo 5:31, Mateo 5:31–32, Mateo 5:32, Mateo 5:33–37, Mateo 5:38–42, Mateo 5:41, Mateo 5:42, Mateo 5:43–47, Mateo 5:45, Mateo 5:47, Mateo 5:48, Mateo 6:1, Mateo 6:2, Mateo 6:4, Mateo 6:5, Mateo 6:6, Mateo 6:7–8, Mateo 6:9, Mateo 6:9–13, Mateo 6:10, Mateo 6:11, Mateo 6:12, Mateo 6:13, Mateo 6:16, Mateo 6:20, Mateo 6:22, Mateo 6:24, Mateo 6:25–34, Mateo 6:26, Mateo 6:30, Mateo 6:32, Mateo 6:33, Mateo 7:1, Mateo 7:3–5, Mateo 7:6, Mateo 7:7–8, Mateo 7:12, Mateo 7:13, Mateo 7:13–27, Mateo 7:14, Mateo 7:15–20, Mateo 7:16–17, Mateo 7:18, Mateo 7:21, Mateo 7:22, Mateo 7:23, Mateo 7:24, Mateo 7:24–27, Mateo 7:25–27, Mateo 7:28–29, Mateo 8:1–9.34, Mateo 8:2, Mateo 8:3, Mateo 8:4, Mateo 8:5, Mateo 8:5–13, Mateo 8:7, Mateo 8:8–10, Mateo 8:11–12, Mateo 8:16, Mateo 8:16–17, Mateo 8:17, Mateo 8:18–22, Mateo 8:19, Mateo 8:20, Mateo 8:21, Mateo 8:22, Mateo 8:23–27, Mateo 8:24, Mateo 8:27, Mateo 8:28, Mateo 8:28–34, Mateo 8:29, Mateo 8:31, Mateo 8:32, Mateo 8:34, Mateo 9:1, Mateo 9:1–17, Mateo 9:3, Mateo 9:5, Mateo 9:6, Mateo 9:8, Mateo 9:9, Mateo 9:9–13, Mateo 9:10, Mateo 9:13, Mateo 9:14, Mateo 9:15, Mateo 9:16–17, Mateo 9:18, Mateo 9:18–34, Mateo 9:20, Mateo 9:22, Mateo 9:23, Mateo 9:24, Mateo 9:27, Mateo 9:28, Mateo 9:32, Mateo 9:32–34, Mateo 9:35, Mateo 9:35–11.1, Mateo 9:36, Mateo 9:37–38, Mateo 10:1, Mateo 10:2, Mateo 10:2–4, Mateo 10:3, Mateo 10:4, Mateo 10:5, Mateo 10:6, Mateo 10:7–8, Mateo 10:8, Mateo 10:9–10, Mateo 10:12, Mateo 10:13, Mateo 10:14, Mateo 10:15, Mateo 10:16, Mateo 10:19–20, Mateo 10:21–22, Mateo 10:23, Mateo 10:25, Mateo 10:28, Mateo 10:29–31, Mateo 10:32–33, Mateo 10:34, Mateo 10:34–39, Mateo 10:37–39, Mateo 10:41, Mateo 10:42, Mateo 11:2, Mateo 11:2–19, Mateo 11:2–20.34, Mateo 11:5, Mateo 11:6, Mateo 11:7, Mateo 11:11, Mateo 11:12, Mateo 11:14–15, Mateo 11:16–19, Mateo 11:18–19, Mateo 11:20–24, Mateo 11:21–24, Mateo 11:23, Mateo 11:25, Mateo 11:25–30, Mateo 11:27, Mateo 11:28, Mateo 11:29–30, Mateo 12:1, Mateo 12:1–8, Mateo 12:1–14, Mateo 12:3–4, Mateo 12:3–7, Mateo 12:5–6, Mateo 12:7, Mateo 12:8, Mateo 12:9, Mateo 12:9–14, Mateo 12:10, Mateo 12:11–12, Mateo 12:15–21, Mateo 12:18, Mateo 12:20, Mateo 12:22–45, Mateo 12:23, Mateo 12:24, Mateo 12:26, Mateo 12:27, Mateo 12:28, Mateo 12:29, Mateo 12:31, Mateo 12:32, Mateo 12:33–37, Mateo 12:36–37, Mateo 12:38, Mateo 12:39–40, Mateo 12:41–42, Mateo 12:42, Mateo 12:43, Mateo 12:43–45, Mateo 12:48–50, Mateo 13:1–53, Mateo 13:3–9, Mateo 13:10, Mateo 13:11, Mateo 13:11–15, Mateo 13:13, Mateo 13:14–15, Mateo 13:16–17, Mateo 13:19, Mateo 13:20–21, Mateo 13:22, Mateo 13:23, Mateo 13:24–30, Mateo 13:25, Mateo 13:28–30, Mateo 13:31–33, Mateo 13:33, Mateo 13:34–35, Mateo 13:36, Mateo 13:36–43, Mateo 13:38, Mateo 13:40–42, Mateo 13:41, Mateo 13:43, Mateo 13:44, Mateo 13:44–46, Mateo 13:47–50, Mateo 13:49, Mateo 13:51, Mateo 13:52, Mateo 13:54–58, Mateo 13:55–56, Mateo 13:57, Mateo 13:58, Mateo 14:1, Mateo 14:2, Mateo 14:3–12, Mateo 14:4, Mateo 14:6, Mateo 14:7, Mateo 14:8, Mateo 14:13–21, Mateo 14:21, Mateo 14:22, Mateo 14:22–33, Mateo 14:23, Mateo 14:25, Mateo 14:27, Mateo 14:34–36, Mateo 15:1, Mateo 15:1–20, Mateo 15:2, Mateo 15:5, Mateo 15:6, Mateo 15:7, Mateo 15:11, Mateo 15:13, Mateo 15:21–28, Mateo 15:22, Mateo 15:23, Mateo 15:26, Mateo 15:29–31, Mateo 15:32–39, Mateo 15:39, Mateo 16:1–12, Mateo 16:2–3, Mateo 16:3, Mateo 16:9–10, Mateo 16:11–12, Mateo 16:13, Mateo 16:14, Mateo 16:16, Mateo 16:17, Mateo 16:18, Mateo 16:19, Mateo 16:21, Mateo 16:21–28, Mateo 16:22, Mateo 16:23, Mateo 16:24, Mateo 16:25, Mateo 16:26, Mateo 16:27, Mateo 16:28, Mateo 17:1, Mateo 17:2, Mateo 17:3, Mateo 17:4, Mateo 17:5, Mateo 17:6–7, Mateo 17:9, Mateo 17:10–13, Mateo 17:17, Mateo 17:20, Mateo 17:22, Mateo 17:24, Mateo 17:25–26, Mateo 18:1, Mateo 18:1–35, Mateo 18:3, Mateo 18:5, Mateo 18:6, Mateo 18:8–9, Mateo 18:10, Mateo 18:12, Mateo 18:14, Mateo 18:15, Mateo 18:15–20, Mateo 18:15–35, Mateo 18:16, Mateo 18:17, Mateo 18:18, Mateo 18:18–20, Mateo 18:19, Mateo 18:20, Mateo 18:21–35, Mateo 18:22, Mateo 18:24, Mateo 18:26, Mateo 18:28, Mateo 18:34, Mateo 18:35, Mateo 19:1–20.34, Mateo 19:3, Mateo 19:4–5, Mateo 19:6, Mateo 19:7–8, Mateo 19:9, Mateo 19:11, Mateo 19:12, Mateo 19:13, Mateo 19:17, Mateo 19:21–22, Mateo 19:23, Mateo 19:24, Mateo 19:26, Mateo 19:28, Mateo 20:1–16, Mateo 20:8, Mateo 20:16, Mateo 20:20–21, Mateo 20:20–28, Mateo 20:21, Mateo 20:22, Mateo 20:23, Mateo 20:24, Mateo 20:25–28, Mateo 20:27, Mateo 20:28, Mateo 20:29–34, Mateo 21:1, Mateo 21:1–28.20, Mateo 21:3, Mateo 21:4–5, Mateo 21:11, Mateo 21:12, Mateo 21:12–13, Mateo 21:13, Mateo 21:15, Mateo 21:16, Mateo 21:19, Mateo 21:22, Mateo 21:23, Mateo 21:23–22.46, Mateo 21:24, Mateo 21:25, Mateo 21:27, Mateo 21:28–32, Mateo 21:28–22.14, Mateo 21:29, Mateo 21:32, Mateo 21:33–46, Mateo 21:34–35, Mateo 21:37, Mateo 21:40, Mateo 21:41, Mateo 21:42, Mateo 21:43, Mateo 21:44, Mateo 21:45, Mateo 22:1–14, Mateo 22:2, Mateo 22:3–5, Mateo 22:7, Mateo 22:8, Mateo 22:9, Mateo 22:10, Mateo 22:11, Mateo 22:13, Mateo 22:14, Mateo 22:15–22, Mateo 22:16, Mateo 22:17, Mateo 22:18, Mateo 22:20, Mateo 22:21, Mateo 22:23, Mateo 22:23–33, Mateo 22:29, Mateo 22:30, Mateo 22:31–32, Mateo 22:36, Mateo 22:37, Mateo 22:39, Mateo 22:40, Mateo 22:41–46, Mateo 22:42, Mateo 22:44, Mateo 22:45, Mateo 22:46, Mateo 23:1, Mateo 23:1–25.46, Mateo 23:2, Mateo 23:3, Mateo 23:4, Mateo 23:5, Mateo 23:6, Mateo 23:7, Mateo 23:8, Mateo 23:8–12, Mateo 23:9, Mateo 23:10, Mateo 23:11–12, Mateo 23:13, Mateo 23:13–36, Mateo 23:15, Mateo 23:16–22, Mateo 23:23, Mateo 23:24, Mateo 23:26, Mateo 23:27–28, Mateo 23:29, Mateo 23:32, Mateo 23:35, Mateo 23:37, Mateo 23:38, Mateo 23:39, Mateo 24:1, Mateo 24:1–31, Mateo 24:2, Mateo 24:3, Mateo 24:4–8, Mateo 24:5, Mateo 24:6, Mateo 24:8, Mateo 24:9, Mateo 24:10, Mateo 24:12, Mateo 24:13, Mateo 24:14, Mateo 24:15, Mateo 24:20, Mateo 24:21, Mateo 24:22, Mateo 24:24, Mateo 24:26, Mateo 24:26–28, Mateo 24:27–28, Mateo 24:29, Mateo 24:29–31, Mateo 24:30, Mateo 24:31, Mateo 24:33, Mateo 24:34, Mateo 24:35, Mateo 24:36, Mateo 24:37, Mateo 24:37–41, Mateo 24:37–25.46, Mateo 24:40–41, Mateo 24:42, Mateo 24:45, Mateo 24:45–51, Mateo 25:1, Mateo 25:1–13, Mateo 25:3, Mateo 25:5, Mateo 25:6, Mateo 25:14–30, Mateo 25:19, Mateo 25:21, Mateo 25:24, Mateo 25:29, Mateo 25:31, Mateo 25:31–46, Mateo 25:33, Mateo 25:34, Mateo 25:35–36, Mateo 25:37, Mateo 25:40, Mateo 25:46, Mateo 26:2, Mateo 26:3, Mateo 26:5, Mateo 26:6, Mateo 26:6–13, Mateo 26:7, Mateo 26:8, Mateo 26:12, Mateo 26:14–16, Mateo 26:18, Mateo 26:23, Mateo 26:24, Mateo 26:25, Mateo 26:26, Mateo 26:26–29, Mateo 26:27, Mateo 26:28, Mateo 26.29, Mateo 26.30, Mateo 26.31, Mateo 26.32, Mateo 26.35, Mateo 26.36, Mateo 26.36–46, Mateo 26.37, Mateo 26.38, Mateo 26.39, Mateo 26.49, Mateo 26.51, Mateo 26.53, Mateo 26.54, Mateo 26.55, Mateo 26:56, Mateo 26.57–68, Mateo 26.57–27.26, Mateo 26.58, Mateo 26.59, Mateo 26.60, Mateo 26.61, Mateo 26.63, Mateo 26.64, Mateo 26.65, Mateo 26.67–68, Mateo 26.69–75, Mateo 26:73, Mateo 26.75, Mateo 27.1, Mateo 27.1–2, Mateo 27.2, Mateo 27.3, Mateo 27.3–10, Mateo 27.4, Mateo 27.5, Mateo 27.7, Mateo 27.8, Mateo 27.9–10, Mateo 27.11, Mateo 27.11–26, Mateo 27.15, Mateo 27:16, Mateo 27:19, Mateo 27:24, Mateo 27:25, Mateo 27:26, Mateo 27:27, Mateo 27:27–31, Mateo 27:28–29, Mateo 27:32, Mateo 27.32–44, Mateo 27:34, Mateo 27:35, Mateo 27.37, Mateo 27.38, Mateo 27.40, Mateo 27:45, Mateo 27.46, Mateo 27.47, Mateo 27:48, Mateo 27:50, Mateo 27:51, Mateo 27:52–53, Mateo 27:54, Mateo 27:58, Mateo 27:59–60, Mateo 27:62–66, Mateo 28:1, Mateo 28:1–10, Mateo 28:12, Mateo 28:13, Mateo 28:15, Mateo 28:17, Mateo 28:18, Mateo 28:19, Mateo 28:20</w:t>
+      </w:r>
+      <w:r/>
+    </w:p>
+    <w:p>
+      <w:r/>
+      <w:r>
+        <w:t xml:space="preserve"> </w:t>
+      </w:r>
+      <w:r/>
+      <w:r/>
+    </w:p>
+    <w:p>
+      <w:pPr>
+        <w:sectPr>
           <w:footnotePr>
             <w:numRestart w:val="eachSect"/>
           </w:footnotePr>

--- a/spa/docx/40.content.docx
+++ b/spa/docx/40.content.docx
@@ -163,13 +163,6 @@
         <w:rPr>
           <w:lang w:val="es_ES" w:bidi="es_ES"/>
         </w:rPr>
-      </w:r>
-      <w:r>
-        <w:rPr>
-          <w:i/>
-          <w:lang w:val="es_ES" w:bidi="es_ES"/>
-        </w:rPr>
-        <w:t>Mateo 1:1, Mateo 1:1–2.23, Mateo 1:5, Mateo 1:7, Mateo 1:8, Mateo 1:11, Mateo 1:12, Mateo 1:12–16, Mateo 1:16, Mateo 1:17, Mateo 1:18, Mateo 1:19, Mateo 1:20, Mateo 1:21, Mateo 1:22–23, Mateo 1:25, Mateo 2:1, Mateo 2:1–2, Mateo 2:2, Mateo 2:3, Mateo 2:4, Mateo 2:6, Mateo 2:8–10, Mateo 2:11, Mateo 2:13–15, Mateo 2:15, Mateo 2:16, Mateo 2:18, Mateo 2:19, Mateo 2:20–21, Mateo 2:22, Mateo 2:23, Mateo 3:1, Mateo 3:2, Mateo 3:3, Mateo 3:4, Mateo 3:5–6, Mateo 3:7, Mateo 3:8, Mateo 3:9, Mateo 3:11, Mateo 3:12, Mateo 3:14, Mateo 3:15, Mateo 3:16, Mateo 3:17, Mateo 4:1, Mateo 4:1–11, Mateo 4:2, Mateo 4:3–4, Mateo 4:5–7, Mateo 4:7, Mateo 4:8–9, Mateo 4:11, Mateo 4:12, Mateo 4:12–11.1, Mateo 4:13, Mateo 4:17, Mateo 4:18, Mateo 4:18–22, Mateo 4:19, Mateo 4:20–22, Mateo 4:23, Mateo 4:23–25, Mateo 4:24–25, Mateo 5:1–7.29, Mateo 5:3, Mateo 5:4, Mateo 5:5, Mateo 5:6, Mateo 5:7, Mateo 5:8, Mateo 5:9, Mateo 5:10–11, Mateo 5:12, Mateo 5:13, Mateo 5:13–16, Mateo 5:14, Mateo 5:16, Mateo 5:17, Mateo 5:19, Mateo 5:20, Mateo 5:21, Mateo 5:21–47, Mateo 5:22, Mateo 5:23–26, Mateo 5:27–30, Mateo 5:29, Mateo 5:29–30, Mateo 5:31, Mateo 5:31–32, Mateo 5:32, Mateo 5:33–37, Mateo 5:38–42, Mateo 5:41, Mateo 5:42, Mateo 5:43–47, Mateo 5:45, Mateo 5:47, Mateo 5:48, Mateo 6:1, Mateo 6:2, Mateo 6:4, Mateo 6:5, Mateo 6:6, Mateo 6:7–8, Mateo 6:9, Mateo 6:9–13, Mateo 6:10, Mateo 6:11, Mateo 6:12, Mateo 6:13, Mateo 6:16, Mateo 6:20, Mateo 6:22, Mateo 6:24, Mateo 6:25–34, Mateo 6:26, Mateo 6:30, Mateo 6:32, Mateo 6:33, Mateo 7:1, Mateo 7:3–5, Mateo 7:6, Mateo 7:7–8, Mateo 7:12, Mateo 7:13, Mateo 7:13–27, Mateo 7:14, Mateo 7:15–20, Mateo 7:16–17, Mateo 7:18, Mateo 7:21, Mateo 7:22, Mateo 7:23, Mateo 7:24, Mateo 7:24–27, Mateo 7:25–27, Mateo 7:28–29, Mateo 8:1–9.34, Mateo 8:2, Mateo 8:3, Mateo 8:4, Mateo 8:5, Mateo 8:5–13, Mateo 8:7, Mateo 8:8–10, Mateo 8:11–12, Mateo 8:16, Mateo 8:16–17, Mateo 8:17, Mateo 8:18–22, Mateo 8:19, Mateo 8:20, Mateo 8:21, Mateo 8:22, Mateo 8:23–27, Mateo 8:24, Mateo 8:27, Mateo 8:28, Mateo 8:28–34, Mateo 8:29, Mateo 8:31, Mateo 8:32, Mateo 8:34, Mateo 9:1, Mateo 9:1–17, Mateo 9:3, Mateo 9:5, Mateo 9:6, Mateo 9:8, Mateo 9:9, Mateo 9:9–13, Mateo 9:10, Mateo 9:13, Mateo 9:14, Mateo 9:15, Mateo 9:16–17, Mateo 9:18, Mateo 9:18–34, Mateo 9:20, Mateo 9:22, Mateo 9:23, Mateo 9:24, Mateo 9:27, Mateo 9:28, Mateo 9:32, Mateo 9:32–34, Mateo 9:35, Mateo 9:35–11.1, Mateo 9:36, Mateo 9:37–38, Mateo 10:1, Mateo 10:2, Mateo 10:2–4, Mateo 10:3, Mateo 10:4, Mateo 10:5, Mateo 10:6, Mateo 10:7–8, Mateo 10:8, Mateo 10:9–10, Mateo 10:12, Mateo 10:13, Mateo 10:14, Mateo 10:15, Mateo 10:16, Mateo 10:19–20, Mateo 10:21–22, Mateo 10:23, Mateo 10:25, Mateo 10:28, Mateo 10:29–31, Mateo 10:32–33, Mateo 10:34, Mateo 10:34–39, Mateo 10:37–39, Mateo 10:41, Mateo 10:42, Mateo 11:2, Mateo 11:2–19, Mateo 11:2–20.34, Mateo 11:5, Mateo 11:6, Mateo 11:7, Mateo 11:11, Mateo 11:12, Mateo 11:14–15, Mateo 11:16–19, Mateo 11:18–19, Mateo 11:20–24, Mateo 11:21–24, Mateo 11:23, Mateo 11:25, Mateo 11:25–30, Mateo 11:27, Mateo 11:28, Mateo 11:29–30, Mateo 12:1, Mateo 12:1–8, Mateo 12:1–14, Mateo 12:3–4, Mateo 12:3–7, Mateo 12:5–6, Mateo 12:7, Mateo 12:8, Mateo 12:9, Mateo 12:9–14, Mateo 12:10, Mateo 12:11–12, Mateo 12:15–21, Mateo 12:18, Mateo 12:20, Mateo 12:22–45, Mateo 12:23, Mateo 12:24, Mateo 12:26, Mateo 12:27, Mateo 12:28, Mateo 12:29, Mateo 12:31, Mateo 12:32, Mateo 12:33–37, Mateo 12:36–37, Mateo 12:38, Mateo 12:39–40, Mateo 12:41–42, Mateo 12:42, Mateo 12:43, Mateo 12:43–45, Mateo 12:48–50, Mateo 13:1–53, Mateo 13:3–9, Mateo 13:10, Mateo 13:11, Mateo 13:11–15, Mateo 13:13, Mateo 13:14–15, Mateo 13:16–17, Mateo 13:19, Mateo 13:20–21, Mateo 13:22, Mateo 13:23, Mateo 13:24–30, Mateo 13:25, Mateo 13:28–30, Mateo 13:31–33, Mateo 13:33, Mateo 13:34–35, Mateo 13:36, Mateo 13:36–43, Mateo 13:38, Mateo 13:40–42, Mateo 13:41, Mateo 13:43, Mateo 13:44, Mateo 13:44–46, Mateo 13:47–50, Mateo 13:49, Mateo 13:51, Mateo 13:52, Mateo 13:54–58, Mateo 13:55–56, Mateo 13:57, Mateo 13:58, Mateo 14:1, Mateo 14:2, Mateo 14:3–12, Mateo 14:4, Mateo 14:6, Mateo 14:7, Mateo 14:8, Mateo 14:13–21, Mateo 14:21, Mateo 14:22, Mateo 14:22–33, Mateo 14:23, Mateo 14:25, Mateo 14:27, Mateo 14:34–36, Mateo 15:1, Mateo 15:1–20, Mateo 15:2, Mateo 15:5, Mateo 15:6, Mateo 15:7, Mateo 15:11, Mateo 15:13, Mateo 15:21–28, Mateo 15:22, Mateo 15:23, Mateo 15:26, Mateo 15:29–31, Mateo 15:32–39, Mateo 15:39, Mateo 16:1–12, Mateo 16:2–3, Mateo 16:3, Mateo 16:9–10, Mateo 16:11–12, Mateo 16:13, Mateo 16:14, Mateo 16:16, Mateo 16:17, Mateo 16:18, Mateo 16:19, Mateo 16:21, Mateo 16:21–28, Mateo 16:22, Mateo 16:23, Mateo 16:24, Mateo 16:25, Mateo 16:26, Mateo 16:27, Mateo 16:28, Mateo 17:1, Mateo 17:2, Mateo 17:3, Mateo 17:4, Mateo 17:5, Mateo 17:6–7, Mateo 17:9, Mateo 17:10–13, Mateo 17:17, Mateo 17:20, Mateo 17:22, Mateo 17:24, Mateo 17:25–26, Mateo 18:1, Mateo 18:1–35, Mateo 18:3, Mateo 18:5, Mateo 18:6, Mateo 18:8–9, Mateo 18:10, Mateo 18:12, Mateo 18:14, Mateo 18:15, Mateo 18:15–20, Mateo 18:15–35, Mateo 18:16, Mateo 18:17, Mateo 18:18, Mateo 18:18–20, Mateo 18:19, Mateo 18:20, Mateo 18:21–35, Mateo 18:22, Mateo 18:24, Mateo 18:26, Mateo 18:28, Mateo 18:34, Mateo 18:35, Mateo 19:1–20.34, Mateo 19:3, Mateo 19:4–5, Mateo 19:6, Mateo 19:7–8, Mateo 19:9, Mateo 19:11, Mateo 19:12, Mateo 19:13, Mateo 19:17, Mateo 19:21–22, Mateo 19:23, Mateo 19:24, Mateo 19:26, Mateo 19:28, Mateo 20:1–16, Mateo 20:8, Mateo 20:16, Mateo 20:20–21, Mateo 20:20–28, Mateo 20:21, Mateo 20:22, Mateo 20:23, Mateo 20:24, Mateo 20:25–28, Mateo 20:27, Mateo 20:28, Mateo 20:29–34, Mateo 21:1, Mateo 21:1–28.20, Mateo 21:3, Mateo 21:4–5, Mateo 21:11, Mateo 21:12, Mateo 21:12–13, Mateo 21:13, Mateo 21:15, Mateo 21:16, Mateo 21:19, Mateo 21:22, Mateo 21:23, Mateo 21:23–22.46, Mateo 21:24, Mateo 21:25, Mateo 21:27, Mateo 21:28–32, Mateo 21:28–22.14, Mateo 21:29, Mateo 21:32, Mateo 21:33–46, Mateo 21:34–35, Mateo 21:37, Mateo 21:40, Mateo 21:41, Mateo 21:42, Mateo 21:43, Mateo 21:44, Mateo 21:45, Mateo 22:1–14, Mateo 22:2, Mateo 22:3–5, Mateo 22:7, Mateo 22:8, Mateo 22:9, Mateo 22:10, Mateo 22:11, Mateo 22:13, Mateo 22:14, Mateo 22:15–22, Mateo 22:16, Mateo 22:17, Mateo 22:18, Mateo 22:20, Mateo 22:21, Mateo 22:23, Mateo 22:23–33, Mateo 22:29, Mateo 22:30, Mateo 22:31–32, Mateo 22:36, Mateo 22:37, Mateo 22:39, Mateo 22:40, Mateo 22:41–46, Mateo 22:42, Mateo 22:44, Mateo 22:45, Mateo 22:46, Mateo 23:1, Mateo 23:1–25.46, Mateo 23:2, Mateo 23:3, Mateo 23:4, Mateo 23:5, Mateo 23:6, Mateo 23:7, Mateo 23:8, Mateo 23:8–12, Mateo 23:9, Mateo 23:10, Mateo 23:11–12, Mateo 23:13, Mateo 23:13–36, Mateo 23:15, Mateo 23:16–22, Mateo 23:23, Mateo 23:24, Mateo 23:26, Mateo 23:27–28, Mateo 23:29, Mateo 23:32, Mateo 23:35, Mateo 23:37, Mateo 23:38, Mateo 23:39, Mateo 24:1, Mateo 24:1–31, Mateo 24:2, Mateo 24:3, Mateo 24:4–8, Mateo 24:5, Mateo 24:6, Mateo 24:8, Mateo 24:9, Mateo 24:10, Mateo 24:12, Mateo 24:13, Mateo 24:14, Mateo 24:15, Mateo 24:20, Mateo 24:21, Mateo 24:22, Mateo 24:24, Mateo 24:26, Mateo 24:26–28, Mateo 24:27–28, Mateo 24:29, Mateo 24:29–31, Mateo 24:30, Mateo 24:31, Mateo 24:33, Mateo 24:34, Mateo 24:35, Mateo 24:36, Mateo 24:37, Mateo 24:37–41, Mateo 24:37–25.46, Mateo 24:40–41, Mateo 24:42, Mateo 24:45, Mateo 24:45–51, Mateo 25:1, Mateo 25:1–13, Mateo 25:3, Mateo 25:5, Mateo 25:6, Mateo 25:14–30, Mateo 25:19, Mateo 25:21, Mateo 25:24, Mateo 25:29, Mateo 25:31, Mateo 25:31–46, Mateo 25:33, Mateo 25:34, Mateo 25:35–36, Mateo 25:37, Mateo 25:40, Mateo 25:46, Mateo 26:2, Mateo 26:3, Mateo 26:5, Mateo 26:6, Mateo 26:6–13, Mateo 26:7, Mateo 26:8, Mateo 26:12, Mateo 26:14–16, Mateo 26:18, Mateo 26:23, Mateo 26:24, Mateo 26:25, Mateo 26:26, Mateo 26:26–29, Mateo 26:27, Mateo 26:28, Mateo 26.29, Mateo 26.30, Mateo 26.31, Mateo 26.32, Mateo 26.35, Mateo 26.36, Mateo 26.36–46, Mateo 26.37, Mateo 26.38, Mateo 26.39, Mateo 26.49, Mateo 26.51, Mateo 26.53, Mateo 26.54, Mateo 26.55, Mateo 26:56, Mateo 26.57–68, Mateo 26.57–27.26, Mateo 26.58, Mateo 26.59, Mateo 26.60, Mateo 26.61, Mateo 26.63, Mateo 26.64, Mateo 26.65, Mateo 26.67–68, Mateo 26.69–75, Mateo 26:73, Mateo 26.75, Mateo 27.1, Mateo 27.1–2, Mateo 27.2, Mateo 27.3, Mateo 27.3–10, Mateo 27.4, Mateo 27.5, Mateo 27.7, Mateo 27.8, Mateo 27.9–10, Mateo 27.11, Mateo 27.11–26, Mateo 27.15, Mateo 27:16, Mateo 27:19, Mateo 27:24, Mateo 27:25, Mateo 27:26, Mateo 27:27, Mateo 27:27–31, Mateo 27:28–29, Mateo 27:32, Mateo 27.32–44, Mateo 27:34, Mateo 27:35, Mateo 27.37, Mateo 27.38, Mateo 27.40, Mateo 27:45, Mateo 27.46, Mateo 27.47, Mateo 27:48, Mateo 27:50, Mateo 27:51, Mateo 27:52–53, Mateo 27:54, Mateo 27:58, Mateo 27:59–60, Mateo 27:62–66, Mateo 28:1, Mateo 28:1–10, Mateo 28:12, Mateo 28:13, Mateo 28:15, Mateo 28:17, Mateo 28:18, Mateo 28:19, Mateo 28:20</w:t>
       </w:r>
       <w:r>
         <w:rPr>

--- a/spa/docx/40.content.docx
+++ b/spa/docx/40.content.docx
@@ -150,19 +150,6 @@
           <w:lang w:val="es_ES" w:bidi="es_ES"/>
         </w:rPr>
         <w:t>MAT</w:t>
-      </w:r>
-      <w:r>
-        <w:rPr>
-          <w:lang w:val="es_ES" w:bidi="es_ES"/>
-        </w:rPr>
-      </w:r>
-    </w:p>
-    <w:p>
-      <w:pPr/>
-      <w:r>
-        <w:rPr>
-          <w:lang w:val="es_ES" w:bidi="es_ES"/>
-        </w:rPr>
       </w:r>
       <w:r>
         <w:rPr>

--- a/spa/docx/40.content.docx
+++ b/spa/docx/40.content.docx
@@ -19,7 +19,7 @@
         <w:rPr>
           <w:lang w:val="es_ES" w:bidi="es_ES"/>
         </w:rPr>
-        <w:t>Resource: Notas de Estudio (Tyndale)</w:t>
+        <w:t>Resource: Tyndale Open Study Notes</w:t>
       </w:r>
       <w:r>
         <w:rPr>
@@ -112,7 +112,7 @@
         <w:rPr>
           <w:lang w:val="es_ES" w:bidi="es_ES"/>
         </w:rPr>
-        <w:t>Notas de Estudio (Tyndale)</w:t>
+        <w:t>Tyndale Open Study Notes</w:t>
       </w:r>
     </w:p>
     <w:p>

--- a/spa/docx/40.content.docx
+++ b/spa/docx/40.content.docx
@@ -19,7 +19,7 @@
         <w:rPr>
           <w:lang w:val="es_ES" w:bidi="es_ES"/>
         </w:rPr>
-        <w:t>Resource: Tyndale Open Study Notes</w:t>
+        <w:t>Resource: Aquifer Open Study Notes</w:t>
       </w:r>
       <w:r>
         <w:rPr>
@@ -112,7 +112,7 @@
         <w:rPr>
           <w:lang w:val="es_ES" w:bidi="es_ES"/>
         </w:rPr>
-        <w:t>Tyndale Open Study Notes</w:t>
+        <w:t>Aquifer Open Study Notes</w:t>
       </w:r>
     </w:p>
     <w:p>
